--- a/examples/general/doc/05-utilities-examples_harutils_distance.docx
+++ b/examples/general/doc/05-utilities-examples_harutils_distance.docx
@@ -84,15 +84,90 @@
       </w:r>
     </w:p>
     <w:bookmarkEnd w:id="22"/>
-    <w:bookmarkStart w:id="29" w:name="walkthrough"/>
+    <w:bookmarkStart w:id="23" w:name="how-to-read-this-walkthrough"/>
     <w:p>
       <w:pPr>
         <w:pStyle w:val="Heading2"/>
       </w:pPr>
       <w:r>
+        <w:t xml:space="preserve">How to read this walkthrough</w:t>
+      </w:r>
+    </w:p>
+    <w:p>
+      <w:pPr>
+        <w:pStyle w:val="FirstParagraph"/>
+      </w:pPr>
+      <w:r>
+        <w:t xml:space="preserve">The code blocks below follow the same learning rhythm used throughout the collection: prepare the environment, choose the dataset, configure the method, run the analysis, and then inspect the result. Readers who are still learning time-series mining can use that order to understand not only</w:t>
+      </w:r>
+      <w:r>
+        <w:t xml:space="preserve"> </w:t>
+      </w:r>
+      <w:r>
+        <w:rPr>
+          <w:i/>
+          <w:iCs/>
+        </w:rPr>
+        <w:t xml:space="preserve">what</w:t>
+      </w:r>
+      <w:r>
+        <w:t xml:space="preserve"> </w:t>
+      </w:r>
+      <w:r>
+        <w:t xml:space="preserve">each command does, but also</w:t>
+      </w:r>
+      <w:r>
+        <w:t xml:space="preserve"> </w:t>
+      </w:r>
+      <w:r>
+        <w:rPr>
+          <w:i/>
+          <w:iCs/>
+        </w:rPr>
+        <w:t xml:space="preserve">why</w:t>
+      </w:r>
+      <w:r>
+        <w:t xml:space="preserve"> </w:t>
+      </w:r>
+      <w:r>
+        <w:t xml:space="preserve">it appears at that stage of the workflow.</w:t>
+      </w:r>
+    </w:p>
+    <w:p>
+      <w:pPr>
+        <w:pStyle w:val="BodyText"/>
+      </w:pPr>
+      <w:r>
+        <w:t xml:space="preserve">As you go through the notebook, read the inline comments inside each chunk as the operational explanation and use the surrounding prose as the conceptual guide.</w:t>
+      </w:r>
+    </w:p>
+    <w:bookmarkEnd w:id="23"/>
+    <w:bookmarkStart w:id="32" w:name="walkthrough"/>
+    <w:p>
+      <w:pPr>
+        <w:pStyle w:val="Heading2"/>
+      </w:pPr>
+      <w:r>
         <w:t xml:space="preserve">Walkthrough</w:t>
       </w:r>
     </w:p>
+    <w:bookmarkStart w:id="24" w:name="prepare-the-example"/>
+    <w:p>
+      <w:pPr>
+        <w:pStyle w:val="Heading3"/>
+      </w:pPr>
+      <w:r>
+        <w:t xml:space="preserve">Prepare the Example</w:t>
+      </w:r>
+    </w:p>
+    <w:p>
+      <w:pPr>
+        <w:pStyle w:val="FirstParagraph"/>
+      </w:pPr>
+      <w:r>
+        <w:t xml:space="preserve">We begin by organizing the environment, loading the packages, and selecting the dataset used in the notebook. This part is intentionally more direct: the goal is to make the starting point explicit before the method-specific reasoning begins.</w:t>
+      </w:r>
+    </w:p>
     <w:p>
       <w:pPr>
         <w:pStyle w:val="SourceCode"/>
@@ -300,6 +375,24 @@
           <w:rStyle w:val="NormalTok"/>
         </w:rPr>
         <w:t xml:space="preserve">)</w:t>
+      </w:r>
+    </w:p>
+    <w:bookmarkEnd w:id="24"/>
+    <w:bookmarkStart w:id="31" w:name="interpret-the-result-visually"/>
+    <w:p>
+      <w:pPr>
+        <w:pStyle w:val="Heading3"/>
+      </w:pPr>
+      <w:r>
+        <w:t xml:space="preserve">Interpret the Result Visually</w:t>
+      </w:r>
+    </w:p>
+    <w:p>
+      <w:pPr>
+        <w:pStyle w:val="FirstParagraph"/>
+      </w:pPr>
+      <w:r>
+        <w:t xml:space="preserve">The final plots are not just illustrations. They help the reader connect the method’s internal output with the original series, making it easier to see why a point, range, motif, or symbolic pattern was emphasized and whether that emphasis is coherent with the stated objective of the example.</w:t>
       </w:r>
     </w:p>
     <w:p>
@@ -388,18 +481,18 @@
           <wp:inline>
             <wp:extent cx="4620126" cy="3696101"/>
             <wp:effectExtent b="0" l="0" r="0" t="0"/>
-            <wp:docPr descr="" title="" id="24" name="Picture"/>
+            <wp:docPr descr="" title="" id="26" name="Picture"/>
             <a:graphic>
               <a:graphicData uri="http://schemas.openxmlformats.org/drawingml/2006/picture">
                 <pic:pic>
                   <pic:nvPicPr>
-                    <pic:cNvPr descr="/home/gpca/harbinger/examples/general/doc/examples_harutils_distance_files/figure-docx/unnamed-chunk-5-1.png" id="25" name="Picture"/>
+                    <pic:cNvPr descr="/home/gpca/harbinger/examples/general/doc/05-utilities-examples_harutils_distance_files/figure-docx/unnamed-chunk-5-1.png" id="27" name="Picture"/>
                     <pic:cNvPicPr>
                       <a:picLocks noChangeArrowheads="1" noChangeAspect="1"/>
                     </pic:cNvPicPr>
                   </pic:nvPicPr>
                   <pic:blipFill>
-                    <a:blip r:embed="rId23"/>
+                    <a:blip r:embed="rId25"/>
                     <a:stretch>
                       <a:fillRect/>
                     </a:stretch>
@@ -512,18 +605,18 @@
           <wp:inline>
             <wp:extent cx="4620126" cy="3696101"/>
             <wp:effectExtent b="0" l="0" r="0" t="0"/>
-            <wp:docPr descr="" title="" id="27" name="Picture"/>
+            <wp:docPr descr="" title="" id="29" name="Picture"/>
             <a:graphic>
               <a:graphicData uri="http://schemas.openxmlformats.org/drawingml/2006/picture">
                 <pic:pic>
                   <pic:nvPicPr>
-                    <pic:cNvPr descr="/home/gpca/harbinger/examples/general/doc/examples_harutils_distance_files/figure-docx/unnamed-chunk-6-1.png" id="28" name="Picture"/>
+                    <pic:cNvPr descr="/home/gpca/harbinger/examples/general/doc/05-utilities-examples_harutils_distance_files/figure-docx/unnamed-chunk-6-1.png" id="30" name="Picture"/>
                     <pic:cNvPicPr>
                       <a:picLocks noChangeArrowheads="1" noChangeAspect="1"/>
                     </pic:cNvPicPr>
                   </pic:nvPicPr>
                   <pic:blipFill>
-                    <a:blip r:embed="rId26"/>
+                    <a:blip r:embed="rId28"/>
                     <a:stretch>
                       <a:fillRect/>
                     </a:stretch>
@@ -550,8 +643,9 @@
         </w:drawing>
       </w:r>
     </w:p>
-    <w:bookmarkEnd w:id="29"/>
-    <w:bookmarkStart w:id="30" w:name="references"/>
+    <w:bookmarkEnd w:id="31"/>
+    <w:bookmarkEnd w:id="32"/>
+    <w:bookmarkStart w:id="33" w:name="references"/>
     <w:p>
       <w:pPr>
         <w:pStyle w:val="Heading2"/>
@@ -584,7 +678,7 @@
         <w:t xml:space="preserve">Shewhart, W. A. (1931). Economic Control of Quality of Manufactured Product. D. Van Nostrand. (three‑sigma rule)</w:t>
       </w:r>
     </w:p>
-    <w:bookmarkEnd w:id="30"/>
+    <w:bookmarkEnd w:id="33"/>
     <w:sectPr>
       <w:footnotePr>
         <w:numRestart w:val="eachSect"/>

--- a/examples/general/doc/05-utilities-examples_harutils_distance.docx
+++ b/examples/general/doc/05-utilities-examples_harutils_distance.docx
@@ -38,7 +38,7 @@
       </w:r>
     </w:p>
     <w:bookmarkEnd w:id="21"/>
-    <w:bookmarkStart w:id="22" w:name="what-you-will-do"/>
+    <w:bookmarkStart w:id="30" w:name="what-you-will-do"/>
     <w:p>
       <w:pPr>
         <w:pStyle w:val="Heading2"/>
@@ -83,14 +83,252 @@
         <w:t xml:space="preserve">inspect the evaluation outputs and the diagnostic plots produced by Harbinger</w:t>
       </w:r>
     </w:p>
+    <w:bookmarkStart w:id="22" w:name="prepare-the-example"/>
+    <w:p>
+      <w:pPr>
+        <w:pStyle w:val="Heading3"/>
+      </w:pPr>
+      <w:r>
+        <w:t xml:space="preserve">Prepare the Example</w:t>
+      </w:r>
+    </w:p>
+    <w:p>
+      <w:pPr>
+        <w:pStyle w:val="FirstParagraph"/>
+      </w:pPr>
+      <w:r>
+        <w:t xml:space="preserve">This setup anchors the notebook in the specific series used to examine</w:t>
+      </w:r>
+      <w:r>
+        <w:t xml:space="preserve"> </w:t>
+      </w:r>
+      <w:r>
+        <w:rPr>
+          <w:rStyle w:val="VerbatimChar"/>
+        </w:rPr>
+        <w:t xml:space="preserve">harutils()</w:t>
+      </w:r>
+      <w:r>
+        <w:t xml:space="preserve">. The semantic point is the one stated above: this notebook demonstrates Harbinger utility distance functions for summarizing residual magnitudes (L1 and L2) and plotting results for quick inspection, so the raw signal needs to be visible before any fitting step hides that structure behind model output.</w:t>
+      </w:r>
+    </w:p>
+    <w:p>
+      <w:pPr>
+        <w:pStyle w:val="SourceCode"/>
+      </w:pPr>
+      <w:r>
+        <w:rPr>
+          <w:rStyle w:val="CommentTok"/>
+        </w:rPr>
+        <w:t xml:space="preserve"># Install Harbinger (if needed)</w:t>
+      </w:r>
+      <w:r>
+        <w:br/>
+      </w:r>
+      <w:r>
+        <w:rPr>
+          <w:rStyle w:val="CommentTok"/>
+        </w:rPr>
+        <w:t xml:space="preserve">#install.packages("harbinger")</w:t>
+      </w:r>
+    </w:p>
+    <w:p>
+      <w:pPr>
+        <w:pStyle w:val="SourceCode"/>
+      </w:pPr>
+      <w:r>
+        <w:rPr>
+          <w:rStyle w:val="CommentTok"/>
+        </w:rPr>
+        <w:t xml:space="preserve"># Load required packages</w:t>
+      </w:r>
+      <w:r>
+        <w:br/>
+      </w:r>
+      <w:r>
+        <w:rPr>
+          <w:rStyle w:val="FunctionTok"/>
+        </w:rPr>
+        <w:t xml:space="preserve">library</w:t>
+      </w:r>
+      <w:r>
+        <w:rPr>
+          <w:rStyle w:val="NormalTok"/>
+        </w:rPr>
+        <w:t xml:space="preserve">(daltoolbox)</w:t>
+      </w:r>
+      <w:r>
+        <w:br/>
+      </w:r>
+      <w:r>
+        <w:rPr>
+          <w:rStyle w:val="FunctionTok"/>
+        </w:rPr>
+        <w:t xml:space="preserve">library</w:t>
+      </w:r>
+      <w:r>
+        <w:rPr>
+          <w:rStyle w:val="NormalTok"/>
+        </w:rPr>
+        <w:t xml:space="preserve">(harbinger) </w:t>
+      </w:r>
+    </w:p>
+    <w:p>
+      <w:pPr>
+        <w:pStyle w:val="SourceCode"/>
+      </w:pPr>
+      <w:r>
+        <w:rPr>
+          <w:rStyle w:val="CommentTok"/>
+        </w:rPr>
+        <w:t xml:space="preserve"># Instantiate utilities</w:t>
+      </w:r>
+      <w:r>
+        <w:br/>
+      </w:r>
+      <w:r>
+        <w:rPr>
+          <w:rStyle w:val="NormalTok"/>
+        </w:rPr>
+        <w:t xml:space="preserve">hutils </w:t>
+      </w:r>
+      <w:r>
+        <w:rPr>
+          <w:rStyle w:val="OtherTok"/>
+        </w:rPr>
+        <w:t xml:space="preserve">&lt;-</w:t>
+      </w:r>
+      <w:r>
+        <w:rPr>
+          <w:rStyle w:val="NormalTok"/>
+        </w:rPr>
+        <w:t xml:space="preserve"> </w:t>
+      </w:r>
+      <w:r>
+        <w:rPr>
+          <w:rStyle w:val="FunctionTok"/>
+        </w:rPr>
+        <w:t xml:space="preserve">harutils</w:t>
+      </w:r>
+      <w:r>
+        <w:rPr>
+          <w:rStyle w:val="NormalTok"/>
+        </w:rPr>
+        <w:t xml:space="preserve">()</w:t>
+      </w:r>
+    </w:p>
+    <w:p>
+      <w:pPr>
+        <w:pStyle w:val="SourceCode"/>
+      </w:pPr>
+      <w:r>
+        <w:rPr>
+          <w:rStyle w:val="CommentTok"/>
+        </w:rPr>
+        <w:t xml:space="preserve"># Generate synthetic residuals</w:t>
+      </w:r>
+      <w:r>
+        <w:br/>
+      </w:r>
+      <w:r>
+        <w:rPr>
+          <w:rStyle w:val="NormalTok"/>
+        </w:rPr>
+        <w:t xml:space="preserve">values </w:t>
+      </w:r>
+      <w:r>
+        <w:rPr>
+          <w:rStyle w:val="OtherTok"/>
+        </w:rPr>
+        <w:t xml:space="preserve">&lt;-</w:t>
+      </w:r>
+      <w:r>
+        <w:rPr>
+          <w:rStyle w:val="NormalTok"/>
+        </w:rPr>
+        <w:t xml:space="preserve"> </w:t>
+      </w:r>
+      <w:r>
+        <w:rPr>
+          <w:rStyle w:val="FunctionTok"/>
+        </w:rPr>
+        <w:t xml:space="preserve">rnorm</w:t>
+      </w:r>
+      <w:r>
+        <w:rPr>
+          <w:rStyle w:val="NormalTok"/>
+        </w:rPr>
+        <w:t xml:space="preserve">(</w:t>
+      </w:r>
+      <w:r>
+        <w:rPr>
+          <w:rStyle w:val="DecValTok"/>
+        </w:rPr>
+        <w:t xml:space="preserve">30</w:t>
+      </w:r>
+      <w:r>
+        <w:rPr>
+          <w:rStyle w:val="NormalTok"/>
+        </w:rPr>
+        <w:t xml:space="preserve">, </w:t>
+      </w:r>
+      <w:r>
+        <w:rPr>
+          <w:rStyle w:val="AttributeTok"/>
+        </w:rPr>
+        <w:t xml:space="preserve">mean =</w:t>
+      </w:r>
+      <w:r>
+        <w:rPr>
+          <w:rStyle w:val="NormalTok"/>
+        </w:rPr>
+        <w:t xml:space="preserve"> </w:t>
+      </w:r>
+      <w:r>
+        <w:rPr>
+          <w:rStyle w:val="DecValTok"/>
+        </w:rPr>
+        <w:t xml:space="preserve">0</w:t>
+      </w:r>
+      <w:r>
+        <w:rPr>
+          <w:rStyle w:val="NormalTok"/>
+        </w:rPr>
+        <w:t xml:space="preserve">, </w:t>
+      </w:r>
+      <w:r>
+        <w:rPr>
+          <w:rStyle w:val="AttributeTok"/>
+        </w:rPr>
+        <w:t xml:space="preserve">sd =</w:t>
+      </w:r>
+      <w:r>
+        <w:rPr>
+          <w:rStyle w:val="NormalTok"/>
+        </w:rPr>
+        <w:t xml:space="preserve"> </w:t>
+      </w:r>
+      <w:r>
+        <w:rPr>
+          <w:rStyle w:val="DecValTok"/>
+        </w:rPr>
+        <w:t xml:space="preserve">1</w:t>
+      </w:r>
+      <w:r>
+        <w:rPr>
+          <w:rStyle w:val="NormalTok"/>
+        </w:rPr>
+        <w:t xml:space="preserve">)</w:t>
+      </w:r>
+    </w:p>
     <w:bookmarkEnd w:id="22"/>
-    <w:bookmarkStart w:id="23" w:name="how-to-read-this-walkthrough"/>
-    <w:p>
-      <w:pPr>
-        <w:pStyle w:val="Heading2"/>
-      </w:pPr>
-      <w:r>
-        <w:t xml:space="preserve">How to read this walkthrough</w:t>
+    <w:bookmarkStart w:id="29" w:name="interpret-the-result-visually"/>
+    <w:p>
+      <w:pPr>
+        <w:pStyle w:val="Heading3"/>
+      </w:pPr>
+      <w:r>
+        <w:t xml:space="preserve">Interpret the Result Visually</w:t>
       </w:r>
     </w:p>
     <w:p>
@@ -98,301 +336,7 @@
         <w:pStyle w:val="FirstParagraph"/>
       </w:pPr>
       <w:r>
-        <w:t xml:space="preserve">The code blocks below follow the same learning rhythm used throughout the collection: prepare the environment, choose the dataset, configure the method, run the analysis, and then inspect the result. Readers who are still learning time-series mining can use that order to understand not only</w:t>
-      </w:r>
-      <w:r>
-        <w:t xml:space="preserve"> </w:t>
-      </w:r>
-      <w:r>
-        <w:rPr>
-          <w:i/>
-          <w:iCs/>
-        </w:rPr>
-        <w:t xml:space="preserve">what</w:t>
-      </w:r>
-      <w:r>
-        <w:t xml:space="preserve"> </w:t>
-      </w:r>
-      <w:r>
-        <w:t xml:space="preserve">each command does, but also</w:t>
-      </w:r>
-      <w:r>
-        <w:t xml:space="preserve"> </w:t>
-      </w:r>
-      <w:r>
-        <w:rPr>
-          <w:i/>
-          <w:iCs/>
-        </w:rPr>
-        <w:t xml:space="preserve">why</w:t>
-      </w:r>
-      <w:r>
-        <w:t xml:space="preserve"> </w:t>
-      </w:r>
-      <w:r>
-        <w:t xml:space="preserve">it appears at that stage of the workflow.</w:t>
-      </w:r>
-    </w:p>
-    <w:p>
-      <w:pPr>
-        <w:pStyle w:val="BodyText"/>
-      </w:pPr>
-      <w:r>
-        <w:t xml:space="preserve">As you go through the notebook, read the inline comments inside each chunk as the operational explanation and use the surrounding prose as the conceptual guide.</w:t>
-      </w:r>
-    </w:p>
-    <w:bookmarkEnd w:id="23"/>
-    <w:bookmarkStart w:id="32" w:name="walkthrough"/>
-    <w:p>
-      <w:pPr>
-        <w:pStyle w:val="Heading2"/>
-      </w:pPr>
-      <w:r>
-        <w:t xml:space="preserve">Walkthrough</w:t>
-      </w:r>
-    </w:p>
-    <w:bookmarkStart w:id="24" w:name="prepare-the-example"/>
-    <w:p>
-      <w:pPr>
-        <w:pStyle w:val="Heading3"/>
-      </w:pPr>
-      <w:r>
-        <w:t xml:space="preserve">Prepare the Example</w:t>
-      </w:r>
-    </w:p>
-    <w:p>
-      <w:pPr>
-        <w:pStyle w:val="FirstParagraph"/>
-      </w:pPr>
-      <w:r>
-        <w:t xml:space="preserve">We begin by organizing the environment, loading the packages, and selecting the dataset used in the notebook. This part is intentionally more direct: the goal is to make the starting point explicit before the method-specific reasoning begins.</w:t>
-      </w:r>
-    </w:p>
-    <w:p>
-      <w:pPr>
-        <w:pStyle w:val="SourceCode"/>
-      </w:pPr>
-      <w:r>
-        <w:rPr>
-          <w:rStyle w:val="CommentTok"/>
-        </w:rPr>
-        <w:t xml:space="preserve"># Install Harbinger (if needed)</w:t>
-      </w:r>
-      <w:r>
-        <w:br/>
-      </w:r>
-      <w:r>
-        <w:rPr>
-          <w:rStyle w:val="CommentTok"/>
-        </w:rPr>
-        <w:t xml:space="preserve">#install.packages("harbinger")</w:t>
-      </w:r>
-    </w:p>
-    <w:p>
-      <w:pPr>
-        <w:pStyle w:val="SourceCode"/>
-      </w:pPr>
-      <w:r>
-        <w:rPr>
-          <w:rStyle w:val="CommentTok"/>
-        </w:rPr>
-        <w:t xml:space="preserve"># Load required packages</w:t>
-      </w:r>
-      <w:r>
-        <w:br/>
-      </w:r>
-      <w:r>
-        <w:rPr>
-          <w:rStyle w:val="FunctionTok"/>
-        </w:rPr>
-        <w:t xml:space="preserve">library</w:t>
-      </w:r>
-      <w:r>
-        <w:rPr>
-          <w:rStyle w:val="NormalTok"/>
-        </w:rPr>
-        <w:t xml:space="preserve">(daltoolbox)</w:t>
-      </w:r>
-      <w:r>
-        <w:br/>
-      </w:r>
-      <w:r>
-        <w:rPr>
-          <w:rStyle w:val="FunctionTok"/>
-        </w:rPr>
-        <w:t xml:space="preserve">library</w:t>
-      </w:r>
-      <w:r>
-        <w:rPr>
-          <w:rStyle w:val="NormalTok"/>
-        </w:rPr>
-        <w:t xml:space="preserve">(harbinger) </w:t>
-      </w:r>
-    </w:p>
-    <w:p>
-      <w:pPr>
-        <w:pStyle w:val="SourceCode"/>
-      </w:pPr>
-      <w:r>
-        <w:rPr>
-          <w:rStyle w:val="CommentTok"/>
-        </w:rPr>
-        <w:t xml:space="preserve"># Instantiate utilities</w:t>
-      </w:r>
-      <w:r>
-        <w:br/>
-      </w:r>
-      <w:r>
-        <w:rPr>
-          <w:rStyle w:val="NormalTok"/>
-        </w:rPr>
-        <w:t xml:space="preserve">hutils </w:t>
-      </w:r>
-      <w:r>
-        <w:rPr>
-          <w:rStyle w:val="OtherTok"/>
-        </w:rPr>
-        <w:t xml:space="preserve">&lt;-</w:t>
-      </w:r>
-      <w:r>
-        <w:rPr>
-          <w:rStyle w:val="NormalTok"/>
-        </w:rPr>
-        <w:t xml:space="preserve"> </w:t>
-      </w:r>
-      <w:r>
-        <w:rPr>
-          <w:rStyle w:val="FunctionTok"/>
-        </w:rPr>
-        <w:t xml:space="preserve">harutils</w:t>
-      </w:r>
-      <w:r>
-        <w:rPr>
-          <w:rStyle w:val="NormalTok"/>
-        </w:rPr>
-        <w:t xml:space="preserve">()</w:t>
-      </w:r>
-    </w:p>
-    <w:p>
-      <w:pPr>
-        <w:pStyle w:val="SourceCode"/>
-      </w:pPr>
-      <w:r>
-        <w:rPr>
-          <w:rStyle w:val="CommentTok"/>
-        </w:rPr>
-        <w:t xml:space="preserve"># Generate synthetic residuals</w:t>
-      </w:r>
-      <w:r>
-        <w:br/>
-      </w:r>
-      <w:r>
-        <w:rPr>
-          <w:rStyle w:val="NormalTok"/>
-        </w:rPr>
-        <w:t xml:space="preserve">values </w:t>
-      </w:r>
-      <w:r>
-        <w:rPr>
-          <w:rStyle w:val="OtherTok"/>
-        </w:rPr>
-        <w:t xml:space="preserve">&lt;-</w:t>
-      </w:r>
-      <w:r>
-        <w:rPr>
-          <w:rStyle w:val="NormalTok"/>
-        </w:rPr>
-        <w:t xml:space="preserve"> </w:t>
-      </w:r>
-      <w:r>
-        <w:rPr>
-          <w:rStyle w:val="FunctionTok"/>
-        </w:rPr>
-        <w:t xml:space="preserve">rnorm</w:t>
-      </w:r>
-      <w:r>
-        <w:rPr>
-          <w:rStyle w:val="NormalTok"/>
-        </w:rPr>
-        <w:t xml:space="preserve">(</w:t>
-      </w:r>
-      <w:r>
-        <w:rPr>
-          <w:rStyle w:val="DecValTok"/>
-        </w:rPr>
-        <w:t xml:space="preserve">30</w:t>
-      </w:r>
-      <w:r>
-        <w:rPr>
-          <w:rStyle w:val="NormalTok"/>
-        </w:rPr>
-        <w:t xml:space="preserve">, </w:t>
-      </w:r>
-      <w:r>
-        <w:rPr>
-          <w:rStyle w:val="AttributeTok"/>
-        </w:rPr>
-        <w:t xml:space="preserve">mean =</w:t>
-      </w:r>
-      <w:r>
-        <w:rPr>
-          <w:rStyle w:val="NormalTok"/>
-        </w:rPr>
-        <w:t xml:space="preserve"> </w:t>
-      </w:r>
-      <w:r>
-        <w:rPr>
-          <w:rStyle w:val="DecValTok"/>
-        </w:rPr>
-        <w:t xml:space="preserve">0</w:t>
-      </w:r>
-      <w:r>
-        <w:rPr>
-          <w:rStyle w:val="NormalTok"/>
-        </w:rPr>
-        <w:t xml:space="preserve">, </w:t>
-      </w:r>
-      <w:r>
-        <w:rPr>
-          <w:rStyle w:val="AttributeTok"/>
-        </w:rPr>
-        <w:t xml:space="preserve">sd =</w:t>
-      </w:r>
-      <w:r>
-        <w:rPr>
-          <w:rStyle w:val="NormalTok"/>
-        </w:rPr>
-        <w:t xml:space="preserve"> </w:t>
-      </w:r>
-      <w:r>
-        <w:rPr>
-          <w:rStyle w:val="DecValTok"/>
-        </w:rPr>
-        <w:t xml:space="preserve">1</w:t>
-      </w:r>
-      <w:r>
-        <w:rPr>
-          <w:rStyle w:val="NormalTok"/>
-        </w:rPr>
-        <w:t xml:space="preserve">)</w:t>
-      </w:r>
-    </w:p>
-    <w:bookmarkEnd w:id="24"/>
-    <w:bookmarkStart w:id="31" w:name="interpret-the-result-visually"/>
-    <w:p>
-      <w:pPr>
-        <w:pStyle w:val="Heading3"/>
-      </w:pPr>
-      <w:r>
-        <w:t xml:space="preserve">Interpret the Result Visually</w:t>
-      </w:r>
-    </w:p>
-    <w:p>
-      <w:pPr>
-        <w:pStyle w:val="FirstParagraph"/>
-      </w:pPr>
-      <w:r>
-        <w:t xml:space="preserve">The final plots are not just illustrations. They help the reader connect the method’s internal output with the original series, making it easier to see why a point, range, motif, or symbolic pattern was emphasized and whether that emphasis is coherent with the stated objective of the example.</w:t>
+        <w:t xml:space="preserve">This first visual pass establishes what the method should react to in the raw series. Keep the method summary in mind here, because this notebook demonstrates Harbinger utility distance functions for summarizing residual magnitudes (L1 and L2) and plotting results for quick inspection and the plot tells you whether that structure is clean, weak, local, repeated, or mixed with other effects.</w:t>
       </w:r>
     </w:p>
     <w:p>
@@ -481,18 +425,18 @@
           <wp:inline>
             <wp:extent cx="4620126" cy="3696101"/>
             <wp:effectExtent b="0" l="0" r="0" t="0"/>
-            <wp:docPr descr="" title="" id="26" name="Picture"/>
+            <wp:docPr descr="" title="" id="24" name="Picture"/>
             <a:graphic>
               <a:graphicData uri="http://schemas.openxmlformats.org/drawingml/2006/picture">
                 <pic:pic>
                   <pic:nvPicPr>
-                    <pic:cNvPr descr="/home/gpca/harbinger/examples/general/doc/05-utilities-examples_harutils_distance_files/figure-docx/unnamed-chunk-5-1.png" id="27" name="Picture"/>
+                    <pic:cNvPr descr="/home/gpca/harbinger/examples/general/doc/05-utilities-examples_harutils_distance_files/figure-docx/unnamed-chunk-5-1.png" id="25" name="Picture"/>
                     <pic:cNvPicPr>
                       <a:picLocks noChangeArrowheads="1" noChangeAspect="1"/>
                     </pic:cNvPicPr>
                   </pic:nvPicPr>
                   <pic:blipFill>
-                    <a:blip r:embed="rId25"/>
+                    <a:blip r:embed="rId23"/>
                     <a:stretch>
                       <a:fillRect/>
                     </a:stretch>
@@ -605,18 +549,18 @@
           <wp:inline>
             <wp:extent cx="4620126" cy="3696101"/>
             <wp:effectExtent b="0" l="0" r="0" t="0"/>
-            <wp:docPr descr="" title="" id="29" name="Picture"/>
+            <wp:docPr descr="" title="" id="27" name="Picture"/>
             <a:graphic>
               <a:graphicData uri="http://schemas.openxmlformats.org/drawingml/2006/picture">
                 <pic:pic>
                   <pic:nvPicPr>
-                    <pic:cNvPr descr="/home/gpca/harbinger/examples/general/doc/05-utilities-examples_harutils_distance_files/figure-docx/unnamed-chunk-6-1.png" id="30" name="Picture"/>
+                    <pic:cNvPr descr="/home/gpca/harbinger/examples/general/doc/05-utilities-examples_harutils_distance_files/figure-docx/unnamed-chunk-6-1.png" id="28" name="Picture"/>
                     <pic:cNvPicPr>
                       <a:picLocks noChangeArrowheads="1" noChangeAspect="1"/>
                     </pic:cNvPicPr>
                   </pic:nvPicPr>
                   <pic:blipFill>
-                    <a:blip r:embed="rId28"/>
+                    <a:blip r:embed="rId26"/>
                     <a:stretch>
                       <a:fillRect/>
                     </a:stretch>
@@ -643,9 +587,9 @@
         </w:drawing>
       </w:r>
     </w:p>
-    <w:bookmarkEnd w:id="31"/>
-    <w:bookmarkEnd w:id="32"/>
-    <w:bookmarkStart w:id="33" w:name="references"/>
+    <w:bookmarkEnd w:id="29"/>
+    <w:bookmarkEnd w:id="30"/>
+    <w:bookmarkStart w:id="31" w:name="references"/>
     <w:p>
       <w:pPr>
         <w:pStyle w:val="Heading2"/>
@@ -663,7 +607,7 @@
         </w:numPr>
       </w:pPr>
       <w:r>
-        <w:t xml:space="preserve">Tukey, J. W. (1977). Exploratory Data Analysis. Addison‑Wesley. (IQR/boxplot heuristics underpin some thresholding rules)</w:t>
+        <w:t xml:space="preserve">Tukey, J. W. (1977). Exploratory Data Analysis. Addison-Wesley. (IQR/boxplot heuristics underpin some thresholding rules)</w:t>
       </w:r>
     </w:p>
     <w:p>
@@ -675,10 +619,10 @@
         </w:numPr>
       </w:pPr>
       <w:r>
-        <w:t xml:space="preserve">Shewhart, W. A. (1931). Economic Control of Quality of Manufactured Product. D. Van Nostrand. (three‑sigma rule)</w:t>
-      </w:r>
-    </w:p>
-    <w:bookmarkEnd w:id="33"/>
+        <w:t xml:space="preserve">Shewhart, W. A. (1931). Economic Control of Quality of Manufactured Product. D. Van Nostrand. (three-sigma rule)</w:t>
+      </w:r>
+    </w:p>
+    <w:bookmarkEnd w:id="31"/>
     <w:sectPr>
       <w:footnotePr>
         <w:numRestart w:val="eachSect"/>

--- a/examples/general/doc/05-utilities-examples_harutils_distance.docx
+++ b/examples/general/doc/05-utilities-examples_harutils_distance.docx
@@ -2,7 +2,7 @@
 <file path=word/document.xml><?xml version="1.0" encoding="utf-8"?>
 <w:document xmlns:w="http://schemas.openxmlformats.org/wordprocessingml/2006/main" xmlns:m="http://schemas.openxmlformats.org/officeDocument/2006/math" xmlns:r="http://schemas.openxmlformats.org/officeDocument/2006/relationships" xmlns:o="urn:schemas-microsoft-com:office:office" xmlns:v="urn:schemas-microsoft-com:vml" xmlns:w10="urn:schemas-microsoft-com:office:word" xmlns:a="http://schemas.openxmlformats.org/drawingml/2006/main" xmlns:pic="http://schemas.openxmlformats.org/drawingml/2006/picture" xmlns:wp="http://schemas.openxmlformats.org/drawingml/2006/wordprocessingDrawing">
   <w:body>
-    <w:bookmarkStart w:id="20" w:name="objective"/>
+    <w:bookmarkStart w:id="9" w:name="objective"/>
     <w:p>
       <w:pPr>
         <w:pStyle w:val="Heading2"/>
@@ -19,8 +19,8 @@
         <w:t xml:space="preserve">The goal of this notebook is to present a complete Harbinger workflow: loading an example dataset, configuring the method used in the notebook, running the analysis, and interpreting the resulting outputs and plots.</w:t>
       </w:r>
     </w:p>
-    <w:bookmarkEnd w:id="20"/>
-    <w:bookmarkStart w:id="21" w:name="method-at-a-glance"/>
+    <w:bookmarkEnd w:id="9"/>
+    <w:bookmarkStart w:id="10" w:name="method-at-a-glance"/>
     <w:p>
       <w:pPr>
         <w:pStyle w:val="Heading2"/>
@@ -37,8 +37,8 @@
         <w:t xml:space="preserve">This notebook demonstrates Harbinger utility distance functions for summarizing residual magnitudes (L1 and L2) and plotting results for quick inspection. L1 emphasizes robustness to outliers; L2 emphasizes larger deviations. These aggregations feed subsequent thresholding/outlier rules in the detection pipeline.</w:t>
       </w:r>
     </w:p>
-    <w:bookmarkEnd w:id="21"/>
-    <w:bookmarkStart w:id="30" w:name="what-you-will-do"/>
+    <w:bookmarkEnd w:id="10"/>
+    <w:bookmarkStart w:id="19" w:name="what-you-will-do"/>
     <w:p>
       <w:pPr>
         <w:pStyle w:val="Heading2"/>
@@ -83,7 +83,7 @@
         <w:t xml:space="preserve">inspect the evaluation outputs and the diagnostic plots produced by Harbinger</w:t>
       </w:r>
     </w:p>
-    <w:bookmarkStart w:id="22" w:name="prepare-the-example"/>
+    <w:bookmarkStart w:id="11" w:name="prepare-the-example"/>
     <w:p>
       <w:pPr>
         <w:pStyle w:val="Heading3"/>
@@ -321,8 +321,8 @@
         <w:t xml:space="preserve">)</w:t>
       </w:r>
     </w:p>
-    <w:bookmarkEnd w:id="22"/>
-    <w:bookmarkStart w:id="29" w:name="interpret-the-result-visually"/>
+    <w:bookmarkEnd w:id="11"/>
+    <w:bookmarkStart w:id="18" w:name="interpret-the-result-visually"/>
     <w:p>
       <w:pPr>
         <w:pStyle w:val="Heading3"/>
@@ -425,18 +425,18 @@
           <wp:inline>
             <wp:extent cx="4620126" cy="3696101"/>
             <wp:effectExtent b="0" l="0" r="0" t="0"/>
-            <wp:docPr descr="" title="" id="24" name="Picture"/>
+            <wp:docPr descr="" title="" id="13" name="Picture"/>
             <a:graphic>
               <a:graphicData uri="http://schemas.openxmlformats.org/drawingml/2006/picture">
                 <pic:pic>
                   <pic:nvPicPr>
-                    <pic:cNvPr descr="/home/gpca/harbinger/examples/general/doc/05-utilities-examples_harutils_distance_files/figure-docx/unnamed-chunk-5-1.png" id="25" name="Picture"/>
+                    <pic:cNvPr descr="C:\Git\dal\harbinger\examples\general\doc\05-utilities-examples_harutils_distance_files/0e7aac444db4e0b26c4ce461d2000c47adedc955.png" id="14" name="Picture"/>
                     <pic:cNvPicPr>
                       <a:picLocks noChangeArrowheads="1" noChangeAspect="1"/>
                     </pic:cNvPicPr>
                   </pic:nvPicPr>
                   <pic:blipFill>
-                    <a:blip r:embed="rId23"/>
+                    <a:blip r:embed="rId12"/>
                     <a:stretch>
                       <a:fillRect/>
                     </a:stretch>
@@ -549,18 +549,18 @@
           <wp:inline>
             <wp:extent cx="4620126" cy="3696101"/>
             <wp:effectExtent b="0" l="0" r="0" t="0"/>
-            <wp:docPr descr="" title="" id="27" name="Picture"/>
+            <wp:docPr descr="" title="" id="16" name="Picture"/>
             <a:graphic>
               <a:graphicData uri="http://schemas.openxmlformats.org/drawingml/2006/picture">
                 <pic:pic>
                   <pic:nvPicPr>
-                    <pic:cNvPr descr="/home/gpca/harbinger/examples/general/doc/05-utilities-examples_harutils_distance_files/figure-docx/unnamed-chunk-6-1.png" id="28" name="Picture"/>
+                    <pic:cNvPr descr="C:\Git\dal\harbinger\examples\general\doc\05-utilities-examples_harutils_distance_files/1b687f808c2838a3e78cee3488cc62d3d50dd56e.png" id="17" name="Picture"/>
                     <pic:cNvPicPr>
                       <a:picLocks noChangeArrowheads="1" noChangeAspect="1"/>
                     </pic:cNvPicPr>
                   </pic:nvPicPr>
                   <pic:blipFill>
-                    <a:blip r:embed="rId26"/>
+                    <a:blip r:embed="rId15"/>
                     <a:stretch>
                       <a:fillRect/>
                     </a:stretch>
@@ -587,9 +587,9 @@
         </w:drawing>
       </w:r>
     </w:p>
-    <w:bookmarkEnd w:id="29"/>
-    <w:bookmarkEnd w:id="30"/>
-    <w:bookmarkStart w:id="31" w:name="references"/>
+    <w:bookmarkEnd w:id="18"/>
+    <w:bookmarkEnd w:id="19"/>
+    <w:bookmarkStart w:id="20" w:name="references"/>
     <w:p>
       <w:pPr>
         <w:pStyle w:val="Heading2"/>
@@ -622,7 +622,7 @@
         <w:t xml:space="preserve">Shewhart, W. A. (1931). Economic Control of Quality of Manufactured Product. D. Van Nostrand. (three-sigma rule)</w:t>
       </w:r>
     </w:p>
-    <w:bookmarkEnd w:id="31"/>
+    <w:bookmarkEnd w:id="20"/>
     <w:sectPr>
       <w:footnotePr>
         <w:numRestart w:val="eachSect"/>
@@ -853,10 +853,10 @@
   <w:docDefaults>
     <w:rPrDefault>
       <w:rPr>
-        <w:rFonts w:asciiTheme="minorHAnsi" w:cstheme="minorBidi" w:eastAsiaTheme="minorHAnsi" w:hAnsiTheme="minorHAnsi"/>
+        <w:rFonts w:asciiTheme="minorHAnsi" w:cstheme="minorBidi" w:eastAsiaTheme="minorEastAsia" w:hAnsiTheme="minorHAnsi"/>
         <w:sz w:val="24"/>
         <w:szCs w:val="24"/>
-        <w:lang w:bidi="ar-SA" w:eastAsia="en-US" w:val="en-US"/>
+        <w:lang w:bidi="ar-SA" w:eastAsia="zh-CN" w:val="en-US"/>
       </w:rPr>
     </w:rPrDefault>
     <w:pPrDefault>
@@ -1397,13 +1397,6 @@
       </w:tblCellMar>
     </w:tblPr>
     <w:tblStylePr w:type="firstRow">
-      <w:tblPr>
-        <w:jc w:val="left"/>
-        <w:tblInd w:type="dxa" w:w="0"/>
-      </w:tblPr>
-      <w:trPr>
-        <w:jc w:val="left"/>
-      </w:trPr>
       <w:tcPr>
         <w:tcBorders>
           <w:bottom w:val="single"/>

--- a/examples/general/doc/05-utilities-examples_harutils_distance.docx
+++ b/examples/general/doc/05-utilities-examples_harutils_distance.docx
@@ -430,7 +430,7 @@
               <a:graphicData uri="http://schemas.openxmlformats.org/drawingml/2006/picture">
                 <pic:pic>
                   <pic:nvPicPr>
-                    <pic:cNvPr descr="C:\Git\dal\harbinger\examples\general\doc\05-utilities-examples_harutils_distance_files/0e7aac444db4e0b26c4ce461d2000c47adedc955.png" id="14" name="Picture"/>
+                    <pic:cNvPr descr="/home/gpca/harbinger/examples/general/doc/05-utilities-examples_harutils_distance_files/ea914c1128fb213627410d2c41d193859a720230.png" id="14" name="Picture"/>
                     <pic:cNvPicPr>
                       <a:picLocks noChangeArrowheads="1" noChangeAspect="1"/>
                     </pic:cNvPicPr>
@@ -554,7 +554,7 @@
               <a:graphicData uri="http://schemas.openxmlformats.org/drawingml/2006/picture">
                 <pic:pic>
                   <pic:nvPicPr>
-                    <pic:cNvPr descr="C:\Git\dal\harbinger\examples\general\doc\05-utilities-examples_harutils_distance_files/1b687f808c2838a3e78cee3488cc62d3d50dd56e.png" id="17" name="Picture"/>
+                    <pic:cNvPr descr="/home/gpca/harbinger/examples/general/doc/05-utilities-examples_harutils_distance_files/5ed4ff7732d94f4245c394bfd9be6b6983927db1.png" id="17" name="Picture"/>
                     <pic:cNvPicPr>
                       <a:picLocks noChangeArrowheads="1" noChangeAspect="1"/>
                     </pic:cNvPicPr>
